--- a/pr-preview/pr-196/model-validation-handout-tracked-changes.docx
+++ b/pr-preview/pr-196/model-validation-handout-tracked-changes.docx
@@ -16,7 +16,7 @@
       </w:pPr>
       <w:del w:id="1" w:author="PR Preview" w:date="2026-01-01T00:00:00Z">
         <w:r>
-          <w:delText xml:space="preserve">Last modified: 2026-10-15 02:19:11 (PDT)</w:delText>
+          <w:delText xml:space="preserve">Last modified: 2026-10-15 04:15:41 (PDT)</w:delText>
         </w:r>
       </w:del>
     </w:p>
@@ -26,7 +26,7 @@
       </w:pPr>
       <w:ins w:id="2" w:author="PR Preview" w:date="2026-01-01T00:00:00Z">
         <w:r>
-          <w:t xml:space="preserve">Last modified: 2026-10-15 02:20:36 (PDT)</w:t>
+          <w:t xml:space="preserve">Last modified: 2026-10-15 05:15:32 (PDT)</w:t>
         </w:r>
       </w:ins>
     </w:p>
@@ -9291,7 +9291,7 @@
         <w:t xml:space="preserve"> </w:t>
       </w:r>
       <w:r>
-        <w:t xml:space="preserve">Show that the</w:t>
+        <w:t xml:space="preserve">Write the</w:t>
       </w:r>
       <w:r>
         <w:t xml:space="preserve"> </w:t>
@@ -9307,8 +9307,47 @@
       <w:r>
         <w:t xml:space="preserve"> </w:t>
       </w:r>
-      <w:r>
-        <w:t xml:space="preserve">is the mean of the</w:t>
+      <m:oMath>
+        <m:sSup>
+          <m:e>
+            <m:r>
+              <m:rPr>
+                <m:sty m:val="p"/>
+              </m:rPr>
+              <m:t>Err</m:t>
+            </m:r>
+          </m:e>
+          <m:sup>
+            <m:r>
+              <m:t>g</m:t>
+            </m:r>
+          </m:sup>
+        </m:sSup>
+        <m:r>
+          <m:t>​</m:t>
+        </m:r>
+        <m:d>
+          <m:dPr>
+            <m:begChr m:val="("/>
+            <m:sepChr m:val=""/>
+            <m:endChr m:val=")"/>
+            <m:grow/>
+          </m:dPr>
+          <m:e>
+            <m:r>
+              <m:t>n</m:t>
+            </m:r>
+          </m:e>
+        </m:d>
+        <m:r>
+          <m:t>​</m:t>
+        </m:r>
+      </m:oMath>
+      <w:r>
+        <w:t xml:space="preserve"> </w:t>
+      </w:r>
+      <w:r>
+        <w:t xml:space="preserve">in terms of the</w:t>
       </w:r>
       <w:r>
         <w:t xml:space="preserve"> </w:t>
@@ -9333,10 +9372,60 @@
         </m:oMath>
       </w:hyperlink>
       <w:r>
-        <w:t xml:space="preserve"> </w:t>
-      </w:r>
-      <w:r>
-        <w:t xml:space="preserve">over the distribution of</w:t>
+        <w:t xml:space="preserve">,</w:t>
+      </w:r>
+      <w:r>
+        <w:t xml:space="preserve"> </w:t>
+      </w:r>
+      <m:oMath>
+        <m:sSubSup>
+          <m:e>
+            <m:r>
+              <m:rPr>
+                <m:sty m:val="p"/>
+              </m:rPr>
+              <m:t>EPE</m:t>
+            </m:r>
+          </m:e>
+          <m:sub>
+            <m:r>
+              <m:t>n</m:t>
+            </m:r>
+          </m:sub>
+          <m:sup>
+            <m:r>
+              <m:t>g</m:t>
+            </m:r>
+          </m:sup>
+        </m:sSubSup>
+        <m:r>
+          <m:t>​</m:t>
+        </m:r>
+        <m:d>
+          <m:dPr>
+            <m:begChr m:val="("/>
+            <m:sepChr m:val=""/>
+            <m:endChr m:val=")"/>
+            <m:grow/>
+          </m:dPr>
+          <m:e>
+            <m:r>
+              <m:t>x</m:t>
+            </m:r>
+          </m:e>
+        </m:d>
+        <m:r>
+          <m:t>​</m:t>
+        </m:r>
+      </m:oMath>
+      <w:r>
+        <w:t xml:space="preserve">,</w:t>
+      </w:r>
+      <w:r>
+        <w:t xml:space="preserve"> </w:t>
+      </w:r>
+      <w:r>
+        <w:t xml:space="preserve">and the distribution of</w:t>
       </w:r>
       <w:r>
         <w:t xml:space="preserve"> </w:t>
@@ -9359,145 +9448,14 @@
         </m:sSub>
       </m:oMath>
       <w:r>
-        <w:t xml:space="preserve">:</w:t>
-      </w:r>
-    </w:p>
-    <w:p>
-      <w:pPr>
-        <w:pStyle w:val="BodyText"/>
-      </w:pPr>
-      <m:oMathPara>
-        <m:oMathParaPr>
-          <m:jc m:val="center"/>
-        </m:oMathParaPr>
-        <m:oMath>
-          <m:sSup>
-            <m:e>
-              <m:r>
-                <m:rPr>
-                  <m:sty m:val="p"/>
-                </m:rPr>
-                <m:t>Err</m:t>
-              </m:r>
-            </m:e>
-            <m:sup>
-              <m:r>
-                <m:t>g</m:t>
-              </m:r>
-            </m:sup>
-          </m:sSup>
-          <m:r>
-            <m:t>​</m:t>
-          </m:r>
-          <m:d>
-            <m:dPr>
-              <m:begChr m:val="("/>
-              <m:sepChr m:val=""/>
-              <m:endChr m:val=")"/>
-              <m:grow/>
-            </m:dPr>
-            <m:e>
-              <m:r>
-                <m:t>n</m:t>
-              </m:r>
-            </m:e>
-          </m:d>
-          <m:r>
-            <m:t>​</m:t>
-          </m:r>
-          <m:r>
-            <m:rPr>
-              <m:sty m:val="p"/>
-            </m:rPr>
-            <m:t>=</m:t>
-          </m:r>
-          <m:r>
-            <m:rPr>
-              <m:sty m:val="p"/>
-            </m:rPr>
-            <m:t>E</m:t>
-          </m:r>
-          <m:r>
-            <m:t>​</m:t>
-          </m:r>
-          <m:d>
-            <m:dPr>
-              <m:begChr m:val="["/>
-              <m:sepChr m:val=""/>
-              <m:endChr m:val="]"/>
-              <m:grow/>
-            </m:dPr>
-            <m:e>
-              <m:sSubSup>
-                <m:e>
-                  <m:r>
-                    <m:rPr>
-                      <m:sty m:val="p"/>
-                    </m:rPr>
-                    <m:t>EPE</m:t>
-                  </m:r>
-                </m:e>
-                <m:sub>
-                  <m:r>
-                    <m:t>n</m:t>
-                  </m:r>
-                </m:sub>
-                <m:sup>
-                  <m:r>
-                    <m:t>g</m:t>
-                  </m:r>
-                </m:sup>
-              </m:sSubSup>
-              <m:r>
-                <m:t>​</m:t>
-              </m:r>
-              <m:d>
-                <m:dPr>
-                  <m:begChr m:val="("/>
-                  <m:sepChr m:val=""/>
-                  <m:endChr m:val=")"/>
-                  <m:grow/>
-                </m:dPr>
-                <m:e>
-                  <m:sSub>
-                    <m:e>
-                      <m:r>
-                        <m:t>X</m:t>
-                      </m:r>
-                    </m:e>
-                    <m:sub>
-                      <m:r>
-                        <m:rPr>
-                          <m:sty m:val="p"/>
-                        </m:rPr>
-                        <m:t>*</m:t>
-                      </m:r>
-                    </m:sub>
-                  </m:sSub>
-                </m:e>
-              </m:d>
-              <m:r>
-                <m:t>​</m:t>
-              </m:r>
-            </m:e>
-          </m:d>
-          <m:r>
-            <m:t>​</m:t>
-          </m:r>
-          <m:r>
-            <m:rPr>
-              <m:sty m:val="p"/>
-            </m:rPr>
-            <m:t>.</m:t>
-          </m:r>
-        </m:oMath>
-      </m:oMathPara>
+        <w:t xml:space="preserve">.</w:t>
+      </w:r>
     </w:p>
     <w:bookmarkEnd w:id="65"/>
     <w:bookmarkStart w:id="67" w:name="sol-expected-error-epe"/>
     <w:p>
       <w:pPr>
-        <w:pStyle w:val="FirstParagraph"/>
+        <w:pStyle w:val="BodyText"/>
       </w:pPr>
       <w:r>
         <w:rPr>
@@ -25758,7 +25716,7 @@
           <w:b/>
           <w:bCs/>
         </w:rPr>
-        <w:t xml:space="preserve">Exercise 7 (A held-out set estimates the generalization error)</w:t>
+        <w:t xml:space="preserve">Exercise 7 (Held-out predictions and the generalization error)</w:t>
       </w:r>
       <w:r>
         <w:t xml:space="preserve"> </w:t>
@@ -26148,7 +26106,7 @@
         <w:pStyle w:val="BodyText"/>
       </w:pPr>
       <w:r>
-        <w:t xml:space="preserve">Show that, given</w:t>
+        <w:t xml:space="preserve">Find, given</w:t>
       </w:r>
       <w:r>
         <w:t xml:space="preserve"> </w:t>
@@ -26199,7 +26157,13 @@
         <w:t xml:space="preserve"> </w:t>
       </w:r>
       <w:r>
-        <w:t xml:space="preserve">of the held-out predictions is</w:t>
+        <w:t xml:space="preserve">of the held-out predictions,</w:t>
+      </w:r>
+      <w:r>
+        <w:t xml:space="preserve"> </w:t>
+      </w:r>
+      <w:r>
+        <w:t xml:space="preserve">in terms of the generalization error</w:t>
       </w:r>
       <w:r>
         <w:t xml:space="preserve"> </w:t>
@@ -26444,44 +26408,6 @@
           <m:r>
             <m:t>​</m:t>
           </m:r>
-          <m:r>
-            <m:rPr>
-              <m:sty m:val="p"/>
-            </m:rPr>
-            <m:t>=</m:t>
-          </m:r>
-          <m:sSub>
-            <m:e>
-              <m:r>
-                <m:rPr>
-                  <m:sty m:val="p"/>
-                </m:rPr>
-                <m:t>Err</m:t>
-              </m:r>
-            </m:e>
-            <m:sub>
-              <m:sSub>
-                <m:e>
-                  <m:r>
-                    <m:rPr>
-                      <m:scr m:val="script"/>
-                      <m:sty m:val="p"/>
-                    </m:rPr>
-                    <m:t>D</m:t>
-                  </m:r>
-                </m:e>
-                <m:sub>
-                  <m:r>
-                    <m:rPr>
-                      <m:nor/>
-                      <m:sty m:val="p"/>
-                    </m:rPr>
-                    <m:t>train</m:t>
-                  </m:r>
-                </m:sub>
-              </m:sSub>
-            </m:sub>
-          </m:sSub>
           <m:r>
             <m:rPr>
               <m:sty m:val="p"/>
